--- a/downloads/Template_Prompt.docx
+++ b/downloads/Template_Prompt.docx
@@ -16,15 +16,7 @@
         <w:rPr>
           <w:sz w:val="20"/>
         </w:rPr>
-        <w:t>Use this template to parameterise the translation task (audience/genre/purpose/strategy) and to obtain comparable outputs.</w:t>
-      </w:r>
-    </w:p>
-    <w:p>
-      <w:r>
-        <w:rPr>
-          <w:sz w:val="20"/>
-        </w:rPr>
-        <w:t>Используйте шаблон для параметризации задачи перевода (адресат/жанр/цель/стратегия) и получения сопоставимых вариантов.</w:t>
+        <w:t>Заполните поля и используйте запрос во внешней LLM. Затем вставьте результат на Этап 1 сайта.</w:t>
       </w:r>
     </w:p>
     <w:p>
@@ -33,7 +25,7 @@
           <w:b/>
           <w:sz w:val="24"/>
         </w:rPr>
-        <w:t>A) Fill-in prompt / Запрос с заполнением полей</w:t>
+        <w:t>Шаблон запроса</w:t>
       </w:r>
     </w:p>
     <w:p>
@@ -68,7 +60,7 @@
     </w:p>
     <w:p>
       <w:r>
-        <w:t>Выведи: A) перевод; B) 5 проблемных точек (фрагмент → риск → решение); C) чек-лист самопроверки (ПА/РЦИ/КС).</w:t>
+        <w:t>Выведи: A) перевод; B) 5 проблемных точек; C) чек-лист самопроверки (ПА/РЦИ/КС).</w:t>
       </w:r>
     </w:p>
     <w:p>
@@ -77,7 +69,7 @@
           <w:b/>
           <w:sz w:val="24"/>
         </w:rPr>
-        <w:t>B) Three variants (A/B/C) / Три варианта (А/Б/В)</w:t>
+        <w:t>Три варианта A/B/C</w:t>
       </w:r>
     </w:p>
     <w:p>
@@ -85,7 +77,7 @@
         <w:rPr>
           <w:sz w:val="20"/>
         </w:rPr>
-        <w:t>Variant A: academic audience + foreignisation (keep cultural colour).</w:t>
+        <w:t>A — академическая аудитория + сохранение колорита (форенизация).</w:t>
       </w:r>
     </w:p>
     <w:p>
@@ -93,7 +85,7 @@
         <w:rPr>
           <w:sz w:val="20"/>
         </w:rPr>
-        <w:t>Variant B: mass audience + domestication (functional equivalents).</w:t>
+        <w:t>B — массовая аудитория + функциональная понятность (доместикация).</w:t>
       </w:r>
     </w:p>
     <w:p>
@@ -101,31 +93,7 @@
         <w:rPr>
           <w:sz w:val="20"/>
         </w:rPr>
-        <w:t>Variant C: translation + short cultural comment (where needed).</w:t>
-      </w:r>
-    </w:p>
-    <w:p>
-      <w:r>
-        <w:rPr>
-          <w:b/>
-          <w:sz w:val="24"/>
-        </w:rPr>
-        <w:t>C) Notes for students / Памятка студенту</w:t>
-      </w:r>
-    </w:p>
-    <w:p>
-      <w:r>
-        <w:t>• Do not add facts not present in the source.</w:t>
-      </w:r>
-    </w:p>
-    <w:p>
-      <w:r>
-        <w:t>• Preserve communicative effect (tone, politeness, implicatures) where relevant.</w:t>
-      </w:r>
-    </w:p>
-    <w:p>
-      <w:r>
-        <w:t>• Mark culture-specific items and propose a compensation technique if needed.</w:t>
+        <w:t>C — перевод + краткий комментарий для культурно-маркированных единиц.</w:t>
       </w:r>
     </w:p>
     <w:sectPr>

--- a/downloads/Template_Prompt.docx
+++ b/downloads/Template_Prompt.docx
@@ -8,92 +8,12 @@
           <w:b/>
           <w:sz w:val="28"/>
         </w:rPr>
-        <w:t>Template — Expanded Prompt for LLM-Assisted Translation / Шаблон — расширенный запрос (промпт)</w:t>
+        <w:t>Template_Prompt / Шаблон промпта</w:t>
       </w:r>
     </w:p>
     <w:p>
       <w:r>
-        <w:rPr>
-          <w:sz w:val="20"/>
-        </w:rPr>
-        <w:t>Заполните поля и используйте запрос во внешней LLM. Затем вставьте результат на Этап 1 сайта.</w:t>
-      </w:r>
-    </w:p>
-    <w:p>
-      <w:r>
-        <w:rPr>
-          <w:b/>
-          <w:sz w:val="24"/>
-        </w:rPr>
-        <w:t>Шаблон запроса</w:t>
-      </w:r>
-    </w:p>
-    <w:p>
-      <w:r>
-        <w:t>Переведи текст с [SOURCE LANGUAGE] на [TARGET LANGUAGE].</w:t>
-      </w:r>
-    </w:p>
-    <w:p>
-      <w:r>
-        <w:t>Адресат: [кто читает].</w:t>
-      </w:r>
-    </w:p>
-    <w:p>
-      <w:r>
-        <w:t>Жанр/контекст: [жанр, ситуация].</w:t>
-      </w:r>
-    </w:p>
-    <w:p>
-      <w:r>
-        <w:t>Цель (коммуникативная задача): [цель].</w:t>
-      </w:r>
-    </w:p>
-    <w:p>
-      <w:r>
-        <w:t>Стратегия: [доместикация / форенизация / перевод + комментарий].</w:t>
-      </w:r>
-    </w:p>
-    <w:p>
-      <w:r>
-        <w:t>Ограничения: [тон, вежливость, терминология, длина].</w:t>
-      </w:r>
-    </w:p>
-    <w:p>
-      <w:r>
-        <w:t>Выведи: A) перевод; B) 5 проблемных точек; C) чек-лист самопроверки (ПА/РЦИ/КС).</w:t>
-      </w:r>
-    </w:p>
-    <w:p>
-      <w:r>
-        <w:rPr>
-          <w:b/>
-          <w:sz w:val="24"/>
-        </w:rPr>
-        <w:t>Три варианта A/B/C</w:t>
-      </w:r>
-    </w:p>
-    <w:p>
-      <w:r>
-        <w:rPr>
-          <w:sz w:val="20"/>
-        </w:rPr>
-        <w:t>A — академическая аудитория + сохранение колорита (форенизация).</w:t>
-      </w:r>
-    </w:p>
-    <w:p>
-      <w:r>
-        <w:rPr>
-          <w:sz w:val="20"/>
-        </w:rPr>
-        <w:t>B — массовая аудитория + функциональная понятность (доместикация).</w:t>
-      </w:r>
-    </w:p>
-    <w:p>
-      <w:r>
-        <w:rPr>
-          <w:sz w:val="20"/>
-        </w:rPr>
-        <w:t>C — перевод + краткий комментарий для культурно-маркированных единиц.</w:t>
+        <w:t>Сформируйте запрос A/B/C на сайте (Этап 1) или используйте этот шаблон.</w:t>
       </w:r>
     </w:p>
     <w:sectPr>
